--- a/technical_document/docx/01_architecture/DOC-01-ARCH-06_Identity_Access_Management_and_RBAC_Specification.docx
+++ b/technical_document/docx/01_architecture/DOC-01-ARCH-06_Identity_Access_Management_and_RBAC_Specification.docx
@@ -1539,6 +1539,58 @@
           </w:p>
         </w:tc>
       </w:tr>
+      <w:tr>
+        <w:tc>
+          <w:tcPr>
+            <w:tcW w:type="dxa" w:w="1872"/>
+          </w:tcPr>
+          <w:p>
+            <w:r>
+              <w:t>3.1.0</w:t>
+            </w:r>
+          </w:p>
+        </w:tc>
+        <w:tc>
+          <w:tcPr>
+            <w:tcW w:type="dxa" w:w="1872"/>
+          </w:tcPr>
+          <w:p>
+            <w:r>
+              <w:t>October 2026</w:t>
+            </w:r>
+          </w:p>
+        </w:tc>
+        <w:tc>
+          <w:tcPr>
+            <w:tcW w:type="dxa" w:w="1872"/>
+          </w:tcPr>
+          <w:p>
+            <w:r>
+              <w:t>Independent Forensic Re-audit</w:t>
+            </w:r>
+          </w:p>
+        </w:tc>
+        <w:tc>
+          <w:tcPr>
+            <w:tcW w:type="dxa" w:w="1872"/>
+          </w:tcPr>
+          <w:p>
+            <w:r>
+              <w:t>Factual corrections per audit/docx_forensic_audit_2026-10-08.md</w:t>
+            </w:r>
+          </w:p>
+        </w:tc>
+        <w:tc>
+          <w:tcPr>
+            <w:tcW w:type="dxa" w:w="1872"/>
+          </w:tcPr>
+          <w:p>
+            <w:r>
+              <w:t>Applied</w:t>
+            </w:r>
+          </w:p>
+        </w:tc>
+      </w:tr>
     </w:tbl>
     <w:p>
       <w:pPr>
@@ -2556,7 +2608,7 @@
                 <w:color w:val="2D3748"/>
                 <w:sz w:val="17"/>
               </w:rPr>
-              <w:t>Approve loans up to BDT 1,000,000; refer back; sanction letters.</w:t>
+              <w:t>Approve loans per the seeded approval_band ladder (L2: ≤ BDT 1,000,000); refer back; sanction letters.</w:t>
             </w:r>
           </w:p>
         </w:tc>
@@ -2594,7 +2646,7 @@
                 <w:color w:val="2D3748"/>
                 <w:sz w:val="17"/>
               </w:rPr>
-              <w:t>`regional-credit-manager`</w:t>
+              <w:t>`regional-manager`</w:t>
             </w:r>
           </w:p>
         </w:tc>
@@ -2658,7 +2710,7 @@
                 <w:color w:val="2D3748"/>
                 <w:sz w:val="17"/>
               </w:rPr>
-              <w:t>Approve loans up to BDT 5,000,000; manage regional underwriting queues.</w:t>
+              <w:t>Approve loans per L3 band (≤ BDT 2,500,000); manage regional underwriting queues.</w:t>
             </w:r>
           </w:p>
         </w:tc>
@@ -3851,7 +3903,7 @@
               <w:br/>
               <w:t xml:space="preserve">  "sub": "usr_8f2b3e4a-912c-4d8e-b567-0e12b3c4d567",</w:t>
               <w:br/>
-              <w:t xml:space="preserve">  "aud": "ulms-api",</w:t>
+              <w:t xml:space="preserve">  "aud": "account", "azp": "ulms-web",</w:t>
               <w:br/>
               <w:t xml:space="preserve">  "exp": 1791389400,</w:t>
               <w:br/>
@@ -4035,7 +4087,7 @@
           <w:color w:val="2D3748"/>
           <w:sz w:val="19"/>
         </w:rPr>
-        <w:t xml:space="preserve"> Logout or administrator revocation publishes a token invalidation event to Redis, instantly blacklisting the token across all API gateway instances.</w:t>
+        <w:t xml:space="preserve"> Logout or administrator revocation invalidates the session server-side; access tokens are short-lived (15 minutes) and refresh is refused on revocation (Keycloak admin API) — no external broker in the binding v3 stack.</w:t>
       </w:r>
     </w:p>
     <w:p>
@@ -4074,7 +4126,7 @@
           <w:color w:val="801515"/>
           <w:sz w:val="18"/>
         </w:rPr>
-        <w:t>ulms_app.audit_entries</w:t>
+        <w:t>ulms.audit_entry</w:t>
       </w:r>
       <w:r>
         <w:rPr>
@@ -4193,6 +4245,19 @@
           <w:sz w:val="19"/>
         </w:rPr>
         <w:t>— End of Identity, Authentication &amp; Role-Based Access Control Specification —</w:t>
+      </w:r>
+    </w:p>
+    <w:p>
+      <w:r>
+        <w:rPr>
+          <w:b/>
+        </w:rPr>
+        <w:t>Addendum — v3.1.0 corrections (Independent Forensic Re-audit, 8 October 2026)</w:t>
+      </w:r>
+    </w:p>
+    <w:p>
+      <w:r>
+        <w:t>JWT example corrected (v3.1.0): issued access tokens carry "aud": "account" and "azp": "ulms-web" (verified against the live realm); approval limits come from the seeded approval_band ladder, not a JWT claim. Role vocabulary = the 11 seeded realm roles.</w:t>
       </w:r>
     </w:p>
     <w:sectPr>
